--- a/Sandra_Hernandez_Nolasco_CV_ES.docx
+++ b/Sandra_Hernandez_Nolasco_CV_ES.docx
@@ -46,7 +46,51 @@
           <w:sz w:val="23"/>
           <w:szCs w:val="23"/>
         </w:rPr>
-        <w:t>| Growth Marketing, Automatización y Storytelling con IA</w:t>
+        <w:t>| AI Search • SEO • Paid Media • Automatización de Marketing • Optimización de Conversión</w:t>
+      </w:r>
+    </w:p>
+    <w:p>
+      <w:pPr>
+        <w:spacing w:after="40"/>
+      </w:pPr>
+      <w:r>
+        <w:rPr>
+          <w:rFonts w:ascii="Calibri" w:eastAsia="Calibri" w:hAnsi="Calibri" w:cs="Calibri"/>
+          <w:b/>
+          <w:bCs/>
+          <w:sz w:val="21"/>
+          <w:szCs w:val="21"/>
+        </w:rPr>
+        <w:t>Especialidades Clave</w:t>
+      </w:r>
+      <w:r>
+        <w:rPr>
+          <w:rFonts w:ascii="Calibri" w:eastAsia="Calibri" w:hAnsi="Calibri" w:cs="Calibri"/>
+          <w:sz w:val="21"/>
+          <w:szCs w:val="21"/>
+        </w:rPr>
+      </w:r>
+    </w:p>
+    <w:p>
+      <w:pPr>
+        <w:spacing w:after="40"/>
+      </w:pPr>
+      <w:r>
+        <w:rPr>
+          <w:rFonts w:ascii="Calibri" w:eastAsia="Calibri" w:hAnsi="Calibri" w:cs="Calibri"/>
+          <w:b/>
+          <w:bCs/>
+          <w:sz w:val="21"/>
+          <w:szCs w:val="21"/>
+        </w:rPr>
+        <w:t>Flujos de IA • Generación de Leads • Analítica de Datos • Investigación e Insights • Estrategia de Crecimiento</w:t>
+      </w:r>
+      <w:r>
+        <w:rPr>
+          <w:rFonts w:ascii="Calibri" w:eastAsia="Calibri" w:hAnsi="Calibri" w:cs="Calibri"/>
+          <w:sz w:val="21"/>
+          <w:szCs w:val="21"/>
+        </w:rPr>
       </w:r>
     </w:p>
     <w:p>
@@ -118,7 +162,7 @@
           <w:sz w:val="21"/>
           <w:szCs w:val="21"/>
         </w:rPr>
-        <w:t>Growth Systems Strategist con más de 15 años de experiencia en tecnología, transformación digital y optimización de negocios. En los últimos cuatro años me he especializado en construir sistemas de crecimiento medibles que conectan marketing, automatización, IA, analítica y storytelling para ayudar a las marcas a escalar de forma eficiente. Combino ejecución práctica (redes sociales, email, contenido, funnels) con una mentalidad de sistemas proveniente de mi formación en desarrollo de software, business intelligence y performance marketing, lo que me permite moverme rápido en experimentos creativos sin perder de vista lo que dicen los datos. Soy buena redactora con un enfoque genuino de prueba y aprendizaje: lanzar, medir, cortar lo que no funciona, y doblar la apuesta en lo que sí funciona.</w:t>
+        <w:t>Growth Systems Strategist con más de 15 años de experiencia en tecnología, transformación digital, marketing y optimización de negocios. En los últimos cuatro años me he especializado en construir sistemas de crecimiento medibles que conectan IA, automatización, analítica, SEO, paid media y optimización del customer journey para generar leads calificados y mejorar conversiones. Con una formación en desarrollo de software, business intelligence y performance marketing, combino experiencia técnica con ejecución práctica en campañas digitales, funnels, contenido, email marketing y automatización de marketing. Uso un enfoque basado en datos, de prueba y aprendizaje, para identificar oportunidades, optimizar el rendimiento y construir soluciones escalables que ayudan a los negocios a tomar decisiones de crecimiento más inteligentes.</w:t>
       </w:r>
     </w:p>
     <w:p>
@@ -253,6 +297,29 @@
           <w:szCs w:val="21"/>
         </w:rPr>
         <w:t>GA4, Power BI, SQL Server, reportes basados en datos y desarrollo de casos de estudio</w:t>
+      </w:r>
+    </w:p>
+    <w:p>
+      <w:pPr>
+        <w:spacing w:after="40"/>
+      </w:pPr>
+      <w:r>
+        <w:rPr>
+          <w:rFonts w:ascii="Calibri" w:eastAsia="Calibri" w:hAnsi="Calibri" w:cs="Calibri"/>
+          <w:b/>
+          <w:bCs/>
+          <w:sz w:val="21"/>
+          <w:szCs w:val="21"/>
+        </w:rPr>
+        <w:t xml:space="preserve">Tecnología Empresarial y Datos: </w:t>
+      </w:r>
+      <w:r>
+        <w:rPr>
+          <w:rFonts w:ascii="Calibri" w:eastAsia="Calibri" w:hAnsi="Calibri" w:cs="Calibri"/>
+          <w:sz w:val="21"/>
+          <w:szCs w:val="21"/>
+        </w:rPr>
+        <w:t>COBOL, IBM DB2, gestión de bases de datos, analítica de datos, reportes e insights</w:t>
       </w:r>
     </w:p>
     <w:p>
@@ -746,7 +813,43 @@
           <w:sz w:val="21"/>
           <w:szCs w:val="21"/>
         </w:rPr>
-        <w:t>Más de 15 años en desarrollo de software, implementación de ERP/CRM y consultoría de sistemas. Configuré Microsoft CRM Online y JD Edwards, migrando bases de datos a SQL Server para el cliente bancario Banco Itaú (Chile). Trabajé en sitio en BBVA Bancomer (a través de Destra Consultores, con transición a contratación directa en los últimos 3 meses) y en Afore Garante (a través de Manpower). Consultoría adicional para Kinder Morgan. Detalle completo disponible a solicitud.</w:t>
+        <w:t>Más de 15 años en desarrollo de software, implementación de ERP/CRM y consultoría de sistemas. Configuré Microsoft CRM Online y JD Edwards, migrando bases de datos a SQL Server para el cliente bancario Banco Itaú (Chile). Trabajé en sitio en BBVA Bancomer (a través de Destra Consultores, con transición a contratación directa en los últimos 3 meses) y en Afore Garante (a través de Manpower).</w:t>
+      </w:r>
+    </w:p>
+    <w:p>
+      <w:pPr>
+        <w:pStyle w:val="ListParagraph"/>
+        <w:numPr>
+          <w:ilvl w:val="0"/>
+          <w:numId w:val="1"/>
+        </w:numPr>
+        <w:spacing w:after="60"/>
+      </w:pPr>
+      <w:r>
+        <w:rPr>
+          <w:rFonts w:ascii="Calibri" w:eastAsia="Calibri" w:hAnsi="Calibri" w:cs="Calibri"/>
+          <w:sz w:val="21"/>
+          <w:szCs w:val="21"/>
+        </w:rPr>
+        <w:t>Validé grandes conjuntos de datos regulatorios para reportes del sistema de pensiones, donde los errores conllevaban multas de hasta $350 USD por fila — garantizando la precisión de los datos para el cumplimiento gubernamental.</w:t>
+      </w:r>
+    </w:p>
+    <w:p>
+      <w:pPr>
+        <w:pStyle w:val="ListParagraph"/>
+        <w:numPr>
+          <w:ilvl w:val="0"/>
+          <w:numId w:val="1"/>
+        </w:numPr>
+        <w:spacing w:after="60"/>
+      </w:pPr>
+      <w:r>
+        <w:rPr>
+          <w:rFonts w:ascii="Calibri" w:eastAsia="Calibri" w:hAnsi="Calibri" w:cs="Calibri"/>
+          <w:sz w:val="21"/>
+          <w:szCs w:val="21"/>
+        </w:rPr>
+        <w:t>Consultoría adicional para Kinder Morgan. Detalle completo disponible a solicitud.</w:t>
       </w:r>
     </w:p>
     <w:p>
